--- a/klagomål/A 45307-2018 FSC-klagomål.docx
+++ b/klagomål/A 45307-2018 FSC-klagomål.docx
@@ -666,7 +666,7 @@
     <w:r>
       <w:tab/>
       <w:tab/>
-      <w:t>2024-02-15</w:t>
+      <w:t>2024-02-16</w:t>
       <w:br/>
       <w:br/>
     </w:r>

--- a/klagomål/A 45307-2018 FSC-klagomål.docx
+++ b/klagomål/A 45307-2018 FSC-klagomål.docx
@@ -666,7 +666,7 @@
     <w:r>
       <w:tab/>
       <w:tab/>
-      <w:t>2024-02-16</w:t>
+      <w:t>2024-02-19</w:t>
       <w:br/>
       <w:br/>
     </w:r>

--- a/klagomål/A 45307-2018 FSC-klagomål.docx
+++ b/klagomål/A 45307-2018 FSC-klagomål.docx
@@ -666,7 +666,7 @@
     <w:r>
       <w:tab/>
       <w:tab/>
-      <w:t>2024-02-19</w:t>
+      <w:t>2024-02-21</w:t>
       <w:br/>
       <w:br/>
     </w:r>

--- a/klagomål/A 45307-2018 FSC-klagomål.docx
+++ b/klagomål/A 45307-2018 FSC-klagomål.docx
@@ -666,7 +666,7 @@
     <w:r>
       <w:tab/>
       <w:tab/>
-      <w:t>2024-02-21</w:t>
+      <w:t>2024-02-22</w:t>
       <w:br/>
       <w:br/>
     </w:r>

--- a/klagomål/A 45307-2018 FSC-klagomål.docx
+++ b/klagomål/A 45307-2018 FSC-klagomål.docx
@@ -666,7 +666,7 @@
     <w:r>
       <w:tab/>
       <w:tab/>
-      <w:t>2024-02-22</w:t>
+      <w:t>2024-02-23</w:t>
       <w:br/>
       <w:br/>
     </w:r>

--- a/klagomål/A 45307-2018 FSC-klagomål.docx
+++ b/klagomål/A 45307-2018 FSC-klagomål.docx
@@ -37,13 +37,21 @@
       <w:r>
         <w:t>Följande fridlysta arter har sina livsmiljöer och växtplatser i den avverkningsanmälda skogen: .</w:t>
       </w:r>
+    </w:p>
+    <w:p>
       <w:r>
-        <w:t xml:space="preserve"> I BILAGA 1 finns information om ekologi samt krav på livsmiljö hos fridlysta arter.</w:t>
+        <w:rPr>
+          <w:b/>
+        </w:rPr>
+        <w:t>Knärot (VU, §8)</w:t>
+      </w:r>
+      <w:r>
+        <w:t xml:space="preserve"> är rödlistad som sårbar (VU). För att knärot inte ska ta skada av skogsbruksåtgärder i intilliggande skog krävs buffertzoner på minst 50 meter (Johnson, 2014; Koelmeijer m.fl., 2022; Skogsstyrelsen, 2022). Arten är även känslig för gallring vilket framgår av Skogsstyrelsens egen vägledning för hänsyn till knärot (Skogsstyrelsen, 2022). För rika förekomster av knärot är reservatsbildning eller biotopskydd lämpliga åtgärder för att skydda den (SLU Artdatabanken, 2023).</w:t>
       </w:r>
     </w:p>
     <w:p>
       <w:r>
-        <w:t>I det avverkningsanmälda området finns 0 fyndplatser för knärot registrerade på Artportalen. För att knärotslokaler inte ska försvinna vid avverkning krävs att en buffertzon på 50 m lämnas kring samtliga fyndplatser. Figur 2 visar gränserna för dessa buffertzoner.</w:t>
+        <w:t>I det avverkningsanmälda området finns 0 fyndplatser för knärot registrerade på Artportalen. Figur 2 visar gränserna för buffertzoner på 50 m, som behöver lämnas kring fyndplatserna för att knärotslokalerna inte ska försvinna vid en avverkning</w:t>
       </w:r>
     </w:p>
     <w:p>
@@ -91,6 +99,16 @@
       </w:pPr>
       <w:r>
         <w:t>Figur 2. Fyndplatser och buffertzoner för knärot i det avverkningsanmälda området. Endast fyndplaster vars buffertzoner överlappar med det avverkningsanmälda området har tagits med i visualiseringen. Kartans mittpunktskoordinat är N 6424965, E 447680 i SWEREF 99 TM.</w:t>
+      </w:r>
+    </w:p>
+    <w:p>
+      <w:pPr>
+        <w:pStyle w:val="Caption"/>
+      </w:pPr>
+    </w:p>
+    <w:p>
+      <w:r>
+        <w:t>I BILAGA 1 finns mer detaljerad information om ekologi samt krav på livsmiljö hos fridlysta arter.</w:t>
       </w:r>
     </w:p>
     <w:p>
@@ -666,7 +684,7 @@
     <w:r>
       <w:tab/>
       <w:tab/>
-      <w:t>2024-02-23</w:t>
+      <w:t>2024-02-24</w:t>
       <w:br/>
       <w:br/>
     </w:r>

--- a/klagomål/A 45307-2018 FSC-klagomål.docx
+++ b/klagomål/A 45307-2018 FSC-klagomål.docx
@@ -684,7 +684,7 @@
     <w:r>
       <w:tab/>
       <w:tab/>
-      <w:t>2024-02-24</w:t>
+      <w:t>2024-02-25</w:t>
       <w:br/>
       <w:br/>
     </w:r>

--- a/klagomål/A 45307-2018 FSC-klagomål.docx
+++ b/klagomål/A 45307-2018 FSC-klagomål.docx
@@ -7,7 +7,7 @@
         <w:pStyle w:val="Title"/>
       </w:pPr>
       <w:r>
-        <w:t>FSC- /PEFC-klagomål - information om höga naturvärden och fridlysta arter i avverkningsanmälan A 45307-2018 i Habo kommun</w:t>
+        <w:t>Inledande FSC- /PEFC-klagomål - information om höga naturvärden och fridlysta arter i avverkningsanmälan A 45307-2018 i Habo kommun</w:t>
       </w:r>
     </w:p>
     <w:p>
@@ -684,7 +684,7 @@
     <w:r>
       <w:tab/>
       <w:tab/>
-      <w:t>2024-02-25</w:t>
+      <w:t>2024-02-26</w:t>
       <w:br/>
       <w:br/>
     </w:r>

--- a/klagomål/A 45307-2018 FSC-klagomål.docx
+++ b/klagomål/A 45307-2018 FSC-klagomål.docx
@@ -684,7 +684,7 @@
     <w:r>
       <w:tab/>
       <w:tab/>
-      <w:t>2024-02-26</w:t>
+      <w:t>2024-02-27</w:t>
       <w:br/>
       <w:br/>
     </w:r>

--- a/klagomål/A 45307-2018 FSC-klagomål.docx
+++ b/klagomål/A 45307-2018 FSC-klagomål.docx
@@ -684,7 +684,7 @@
     <w:r>
       <w:tab/>
       <w:tab/>
-      <w:t>2024-02-27</w:t>
+      <w:t>2024-02-28</w:t>
       <w:br/>
       <w:br/>
     </w:r>

--- a/klagomål/A 45307-2018 FSC-klagomål.docx
+++ b/klagomål/A 45307-2018 FSC-klagomål.docx
@@ -684,7 +684,7 @@
     <w:r>
       <w:tab/>
       <w:tab/>
-      <w:t>2024-02-28</w:t>
+      <w:t>2024-02-29</w:t>
       <w:br/>
       <w:br/>
     </w:r>

--- a/klagomål/A 45307-2018 FSC-klagomål.docx
+++ b/klagomål/A 45307-2018 FSC-klagomål.docx
@@ -684,7 +684,7 @@
     <w:r>
       <w:tab/>
       <w:tab/>
-      <w:t>2024-02-29</w:t>
+      <w:t>2024-03-01</w:t>
       <w:br/>
       <w:br/>
     </w:r>

--- a/klagomål/A 45307-2018 FSC-klagomål.docx
+++ b/klagomål/A 45307-2018 FSC-klagomål.docx
@@ -684,7 +684,7 @@
     <w:r>
       <w:tab/>
       <w:tab/>
-      <w:t>2024-03-01</w:t>
+      <w:t>2024-03-02</w:t>
       <w:br/>
       <w:br/>
     </w:r>

--- a/klagomål/A 45307-2018 FSC-klagomål.docx
+++ b/klagomål/A 45307-2018 FSC-klagomål.docx
@@ -2,6 +2,162 @@
 <file path=word/document.xml><?xml version="1.0" encoding="utf-8"?>
 <w:document xmlns:wpc="http://schemas.microsoft.com/office/word/2010/wordprocessingCanvas" xmlns:cx="http://schemas.microsoft.com/office/drawing/2014/chartex" xmlns:cx1="http://schemas.microsoft.com/office/drawing/2015/9/8/chartex" xmlns:cx2="http://schemas.microsoft.com/office/drawing/2015/10/21/chartex" xmlns:cx3="http://schemas.microsoft.com/office/drawing/2016/5/9/chartex" xmlns:cx4="http://schemas.microsoft.com/office/drawing/2016/5/10/chartex" xmlns:cx5="http://schemas.microsoft.com/office/drawing/2016/5/11/chartex" xmlns:cx6="http://schemas.microsoft.com/office/drawing/2016/5/12/chartex" xmlns:cx7="http://schemas.microsoft.com/office/drawing/2016/5/13/chartex" xmlns:cx8="http://schemas.microsoft.com/office/drawing/2016/5/14/chartex" xmlns:mc="http://schemas.openxmlformats.org/markup-compatibility/2006" xmlns:aink="http://schemas.microsoft.com/office/drawing/2016/ink" xmlns:am3d="http://schemas.microsoft.com/office/drawing/2017/model3d" xmlns:o="urn:schemas-microsoft-com:office:office" xmlns:oel="http://schemas.microsoft.com/office/2019/extlst" xmlns:r="http://schemas.openxmlformats.org/officeDocument/2006/relationships" xmlns:m="http://schemas.openxmlformats.org/officeDocument/2006/math" xmlns:v="urn:schemas-microsoft-com:vml" xmlns:wp14="http://schemas.microsoft.com/office/word/2010/wordprocessingDrawing" xmlns:wp="http://schemas.openxmlformats.org/drawingml/2006/wordprocessingDrawing" xmlns:w10="urn:schemas-microsoft-com:office:word" xmlns:w="http://schemas.openxmlformats.org/wordprocessingml/2006/main" xmlns:w14="http://schemas.microsoft.com/office/word/2010/wordml" xmlns:w15="http://schemas.microsoft.com/office/word/2012/wordml" xmlns:w16cex="http://schemas.microsoft.com/office/word/2018/wordml/cex" xmlns:w16cid="http://schemas.microsoft.com/office/word/2016/wordml/cid" xmlns:w16="http://schemas.microsoft.com/office/word/2018/wordml" xmlns:w16sdtdh="http://schemas.microsoft.com/office/word/2020/wordml/sdtdatahash" xmlns:w16se="http://schemas.microsoft.com/office/word/2015/wordml/symex" xmlns:wpg="http://schemas.microsoft.com/office/word/2010/wordprocessingGroup" xmlns:wpi="http://schemas.microsoft.com/office/word/2010/wordprocessingInk" xmlns:wne="http://schemas.microsoft.com/office/word/2006/wordml" xmlns:wps="http://schemas.microsoft.com/office/word/2010/wordprocessingShape" mc:Ignorable="w14 w15 w16se w16cid w16 w16cex w16sdtdh wp14">
   <w:body>
+    <w:p>
+      <w:r>
+        <w:rPr>
+          <w:highlight w:val="yellow"/>
+        </w:rPr>
+        <w:t>OBS! Ta bort denna text och instruktionerna nedan innan dokumentet skickas in.</w:t>
+      </w:r>
+    </w:p>
+    <w:p>
+      <w:r>
+        <w:rPr>
+          <w:u w:val="single"/>
+        </w:rPr>
+        <w:t>Saker att tänka på innan du skickar in synpunkter, förfrågningar och klagomål gällande FSC regelverket:</w:t>
+      </w:r>
+    </w:p>
+    <w:p>
+      <w:pPr>
+        <w:pStyle w:val="ListBullet"/>
+      </w:pPr>
+      <w:r>
+        <w:rPr>
+          <w:b/>
+        </w:rPr>
+        <w:t>Mycket viktig att beställa hem</w:t>
+      </w:r>
+      <w:r>
+        <w:rPr>
+          <w:b/>
+          <w:vertAlign w:val="superscript"/>
+        </w:rPr>
+        <w:t>1</w:t>
+      </w:r>
+      <w:r>
+        <w:rPr>
+          <w:b/>
+        </w:rPr>
+        <w:t xml:space="preserve"> och granska avverkningsanmälan från Skogsstyrelsen innan du skickar iväg något.</w:t>
+      </w:r>
+    </w:p>
+    <w:p>
+      <w:pPr>
+        <w:pStyle w:val="ListBullet"/>
+      </w:pPr>
+      <w:r>
+        <w:rPr>
+          <w:b/>
+        </w:rPr>
+        <w:t xml:space="preserve">Den svenska FSC standardens krav (exempelvis indikator 6.4.3) kan endast användas om markägaren är FSC certifierad. </w:t>
+      </w:r>
+      <w:r>
+        <w:t>Du måste därför ta reda på om markägaren är FSC certifierad innan du skickar in ett sådant klagomål</w:t>
+      </w:r>
+      <w:r>
+        <w:rPr>
+          <w:vertAlign w:val="superscript"/>
+        </w:rPr>
+        <w:t>2</w:t>
+      </w:r>
+      <w:r>
+        <w:t>.</w:t>
+      </w:r>
+    </w:p>
+    <w:p>
+      <w:pPr>
+        <w:pStyle w:val="ListBullet"/>
+      </w:pPr>
+      <w:r>
+        <w:rPr>
+          <w:b/>
+        </w:rPr>
+        <w:t>För att skicka klagomål gällande bristfällig hänsyn till rödlistade arter (indikator 6.4.3) måste man först granska om det finns någon hänsyn planerad till arterna i avverkningsanmälan.</w:t>
+      </w:r>
+    </w:p>
+    <w:p>
+      <w:pPr>
+        <w:pStyle w:val="ListBullet"/>
+      </w:pPr>
+      <w:r>
+        <w:t xml:space="preserve">Om du inte har granskat om hänsyn planeras till arterna i avverkningsanmälan kan du möjligen skicka in dokumentet som en synpunkt eller förfrågan. </w:t>
+      </w:r>
+      <w:r>
+        <w:rPr>
+          <w:b/>
+        </w:rPr>
+        <w:t>Om du skickar in som förfrågan kan du till skillnad från en synpunkt förvänta dig ett svar.</w:t>
+      </w:r>
+    </w:p>
+    <w:p>
+      <w:pPr>
+        <w:pStyle w:val="ListBullet"/>
+      </w:pPr>
+      <w:r>
+        <w:t>Klagomål mot FSC skogsbruksstandarden ska i ett första skede framföras till certifikatsinnehavaren, tex ett skogsbolag. Många (främst mindre) skogsägare är medlemmar i gruppcertifikat</w:t>
+      </w:r>
+      <w:r>
+        <w:rPr>
+          <w:vertAlign w:val="superscript"/>
+        </w:rPr>
+        <w:t>3</w:t>
+      </w:r>
+      <w:r>
+        <w:t xml:space="preserve"> och då ska klagomålet framföras till gruppcertifikatet.</w:t>
+      </w:r>
+    </w:p>
+    <w:p>
+      <w:pPr>
+        <w:pStyle w:val="ListBullet"/>
+      </w:pPr>
+      <w:r>
+        <w:t>Om ett ombud (tex Norra skog eller Mellanskog) avverkningsanmäler en skog med naturvärden motsvarande nyckelbiotops kvalité men markägaren inte är FSC certifierad, bör du skicka in ett FSC kontrollerat virke klagomål. Då ska klagomålet skickas till ombudsföretaget.</w:t>
+      </w:r>
+    </w:p>
+    <w:p>
+      <w:pPr>
+        <w:jc w:val="left"/>
+      </w:pPr>
+      <w:r>
+        <w:rPr>
+          <w:vertAlign w:val="superscript"/>
+        </w:rPr>
+        <w:t>1</w:t>
+      </w:r>
+      <w:r>
+        <w:t xml:space="preserve"> Maila till skogsstyrelsen@skogsstyrelsen.se</w:t>
+        <w:br/>
+      </w:r>
+      <w:r>
+        <w:rPr>
+          <w:vertAlign w:val="superscript"/>
+        </w:rPr>
+        <w:t>2</w:t>
+      </w:r>
+      <w:r>
+        <w:t xml:space="preserve"> Hör av dig till FSC kansliet eller isak.lodin@wwf.se om du vill ha hjälp.</w:t>
+        <w:br/>
+      </w:r>
+      <w:r>
+        <w:rPr>
+          <w:vertAlign w:val="superscript"/>
+        </w:rPr>
+        <w:t>3</w:t>
+      </w:r>
+      <w:r>
+        <w:t xml:space="preserve"> https://se.fsc.org/se-sv/hitta/grupper-for-skogsbrukscertifiering</w:t>
+      </w:r>
+    </w:p>
+    <w:p>
+      <w:r>
+        <w:rPr>
+          <w:highlight w:val="yellow"/>
+        </w:rPr>
+        <w:t>OBS! Ta bort denna text och instruktionerna ovan innan dokumentet skickas in.</w:t>
+        <w:br w:type="page"/>
+      </w:r>
+    </w:p>
     <w:p>
       <w:pPr>
         <w:pStyle w:val="Title"/>
@@ -684,7 +840,7 @@
     <w:r>
       <w:tab/>
       <w:tab/>
-      <w:t>2024-03-02</w:t>
+      <w:t>2024-03-03</w:t>
       <w:br/>
       <w:br/>
     </w:r>

--- a/klagomål/A 45307-2018 FSC-klagomål.docx
+++ b/klagomål/A 45307-2018 FSC-klagomål.docx
@@ -840,7 +840,7 @@
     <w:r>
       <w:tab/>
       <w:tab/>
-      <w:t>2024-03-03</w:t>
+      <w:t>2024-03-04</w:t>
       <w:br/>
       <w:br/>
     </w:r>

--- a/klagomål/A 45307-2018 FSC-klagomål.docx
+++ b/klagomål/A 45307-2018 FSC-klagomål.docx
@@ -840,7 +840,7 @@
     <w:r>
       <w:tab/>
       <w:tab/>
-      <w:t>2024-03-04</w:t>
+      <w:t>2024-03-05</w:t>
       <w:br/>
       <w:br/>
     </w:r>

--- a/klagomål/A 45307-2018 FSC-klagomål.docx
+++ b/klagomål/A 45307-2018 FSC-klagomål.docx
@@ -840,7 +840,7 @@
     <w:r>
       <w:tab/>
       <w:tab/>
-      <w:t>2024-03-05</w:t>
+      <w:t>2024-03-06</w:t>
       <w:br/>
       <w:br/>
     </w:r>

--- a/klagomål/A 45307-2018 FSC-klagomål.docx
+++ b/klagomål/A 45307-2018 FSC-klagomål.docx
@@ -207,7 +207,7 @@
     </w:p>
     <w:p>
       <w:r>
-        <w:t>I det avverkningsanmälda området finns 0 fyndplatser för knärot registrerade på Artportalen. Figur 2 visar gränserna för buffertzoner på 50 m, som behöver lämnas kring fyndplatserna för att knärotslokalerna inte ska försvinna vid en avverkning</w:t>
+        <w:t>I det avverkningsanmälda området finns 0 fyndplatser för knärot registrerade på Artportalen. Figur 2 visar gränserna för buffertzoner på 50 m, som behöver lämnas kring fyndplatserna för att knärotslokalerna inte ska försvinna vid en avverkning. Av det avverkningsanmälda området överlappar 0.04 ha med buffertzonerna och får av detta skäl inte avverkas.</w:t>
       </w:r>
     </w:p>
     <w:p>
@@ -840,7 +840,7 @@
     <w:r>
       <w:tab/>
       <w:tab/>
-      <w:t>2024-03-06</w:t>
+      <w:t>2024-03-07</w:t>
       <w:br/>
       <w:br/>
     </w:r>

--- a/klagomål/A 45307-2018 FSC-klagomål.docx
+++ b/klagomål/A 45307-2018 FSC-klagomål.docx
@@ -840,7 +840,7 @@
     <w:r>
       <w:tab/>
       <w:tab/>
-      <w:t>2024-03-07</w:t>
+      <w:t>2024-03-08</w:t>
       <w:br/>
       <w:br/>
     </w:r>

--- a/klagomål/A 45307-2018 FSC-klagomål.docx
+++ b/klagomål/A 45307-2018 FSC-klagomål.docx
@@ -840,7 +840,7 @@
     <w:r>
       <w:tab/>
       <w:tab/>
-      <w:t>2024-03-08</w:t>
+      <w:t>2024-03-09</w:t>
       <w:br/>
       <w:br/>
     </w:r>

--- a/klagomål/A 45307-2018 FSC-klagomål.docx
+++ b/klagomål/A 45307-2018 FSC-klagomål.docx
@@ -840,7 +840,7 @@
     <w:r>
       <w:tab/>
       <w:tab/>
-      <w:t>2024-03-09</w:t>
+      <w:t>2024-03-10</w:t>
       <w:br/>
       <w:br/>
     </w:r>

--- a/klagomål/A 45307-2018 FSC-klagomål.docx
+++ b/klagomål/A 45307-2018 FSC-klagomål.docx
@@ -840,7 +840,7 @@
     <w:r>
       <w:tab/>
       <w:tab/>
-      <w:t>2024-03-10</w:t>
+      <w:t>2024-03-11</w:t>
       <w:br/>
       <w:br/>
     </w:r>

--- a/klagomål/A 45307-2018 FSC-klagomål.docx
+++ b/klagomål/A 45307-2018 FSC-klagomål.docx
@@ -840,7 +840,7 @@
     <w:r>
       <w:tab/>
       <w:tab/>
-      <w:t>2024-03-11</w:t>
+      <w:t>2024-03-12</w:t>
       <w:br/>
       <w:br/>
     </w:r>

--- a/klagomål/A 45307-2018 FSC-klagomål.docx
+++ b/klagomål/A 45307-2018 FSC-klagomål.docx
@@ -840,7 +840,7 @@
     <w:r>
       <w:tab/>
       <w:tab/>
-      <w:t>2024-03-12</w:t>
+      <w:t>2024-03-13</w:t>
       <w:br/>
       <w:br/>
     </w:r>
